--- a/data/cvs/cv_79_Infinity_Founding_Product___Engineering_Lead_-_Ra.docx
+++ b/data/cvs/cv_79_Infinity_Founding_Product___Engineering_Lead_-_Ra.docx
@@ -86,7 +86,7 @@
         <w:rPr>
           <w:sz w:val="20"/>
         </w:rPr>
-        <w:t>Full Stack Developer with a passion for AI and automation, currently leading production systems at Copy Cat Group. I excel in Python, JavaScript, and React, with a focus on building scalable, user-centric applications. My experience spans enterprise-level projects, including API integrations, AI-powered pipelines, and system design documentation. I'm eager to apply my skills to the Founding Product &amp; Engineering Lead role at Infinity, where I can contribute to product vision, technical architecture, and elegant system design.</w:t>
+        <w:t>Founding Product &amp; Engineering Lead with experience building production-grade web applications, AI-powered pipelines, and automation tools across US and Kenyan tech companies. I develop scalable systems with Python, JavaScript, React, and Node.js, integrating enterprise APIs and designing robust frontend and backend solutions. Currently at Copy Cat Group, I'm crafting technical architecture, integrating critical SAP systems, and prototyping AI automation for tender scraping, driving key product and engineering initiatives.</w:t>
       </w:r>
     </w:p>
     <w:p>
@@ -209,7 +209,7 @@
         <w:rPr>
           <w:sz w:val="20"/>
         </w:rPr>
-        <w:t>n8n, Playwright, APScheduler, Web Scraping, REST APIs</w:t>
+        <w:t>n8n, Playwright, APScheduler, Web Scraping, REST APIs, Git, GitHub, Postman, VS Code, Jira, Trello, Slack, HubSpot, Figma, Docker</w:t>
       </w:r>
     </w:p>
     <w:p>
@@ -227,7 +227,7 @@
         <w:rPr>
           <w:sz w:val="20"/>
         </w:rPr>
-        <w:t>Oracle Cloud, Google Cloud Platform, Git, CI/CD, Docker</w:t>
+        <w:t>Oracle Cloud, Google Cloud Platform</w:t>
       </w:r>
     </w:p>
     <w:p>
@@ -245,7 +245,7 @@
         <w:rPr>
           <w:sz w:val="20"/>
         </w:rPr>
-        <w:t>Next.js, modern framework, FastAPI, Full-Stack Web Development, Production-Grade, modern web stacks, AI tooling, Agile, product architecture, scalable systems, SaaS, execution systems, internal tools</w:t>
+        <w:t>Next.js, modern framework, FastAPI, modern web stacks, AI tooling, product architecture, execution systems, internal tools, workflow tooling, documentation</w:t>
       </w:r>
     </w:p>
     <w:p>
@@ -263,7 +263,7 @@
         <w:rPr>
           <w:sz w:val="20"/>
         </w:rPr>
-        <w:t>workflow tooling, technical standards, patterns, technical philosophy, creative workflows, brand logic, operational complexity, elegant systems, product intuition, features, evolving requirements, non-technical needs, technical solutions, execution-focused</w:t>
+        <w:t>patterns, product vision, brand logic, operational complexity, elegant systems, product intuition, ambiguity, evolving requirements, non-technical needs, technical solutions, execution-focused</w:t>
       </w:r>
     </w:p>
     <w:p>
@@ -313,7 +313,7 @@
         <w:rPr>
           <w:sz w:val="20"/>
         </w:rPr>
-        <w:t>Integrating SAP APIs with an internal Credit Control System, automating processes for OA and IT business units.</w:t>
+        <w:t>Integrated SAP APIs with Credit Control System, automating workflows for OA and IT units.</w:t>
       </w:r>
     </w:p>
     <w:p>
@@ -325,7 +325,7 @@
         <w:rPr>
           <w:sz w:val="20"/>
         </w:rPr>
-        <w:t>Authoring comprehensive System Design Documents (SDDs) for Application, Data, Integration, and Security Architecture.</w:t>
+        <w:t>Authored comprehensive System Design Document, defining enterprise architecture and technical standards.</w:t>
       </w:r>
     </w:p>
     <w:p>
@@ -337,7 +337,7 @@
         <w:rPr>
           <w:sz w:val="20"/>
         </w:rPr>
-        <w:t>Designing and building an AI-powered tender scraping pipeline to automate tender opportunity discovery and processing.</w:t>
+        <w:t>Designed agent specifications and prototyped an AI tender scraping pipeline for automated opportunity discovery.</w:t>
       </w:r>
     </w:p>
     <w:p>
@@ -372,7 +372,7 @@
         <w:rPr>
           <w:sz w:val="20"/>
         </w:rPr>
-        <w:t>Train AI models by generating accurate difference-based captions for multimodal datasets</w:t>
+        <w:t>Generated accurate difference-based captions for multimodal datasets, training AI models.</w:t>
       </w:r>
     </w:p>
     <w:p>
@@ -384,7 +384,7 @@
         <w:rPr>
           <w:sz w:val="20"/>
         </w:rPr>
-        <w:t>Perform categorisation, bounding, consistency checks, and image-level validation to improve multimodal model accuracy</w:t>
+        <w:t>Performed categorization and validation, improving multimodal model accuracy and quality.</w:t>
       </w:r>
     </w:p>
     <w:p>
@@ -396,7 +396,7 @@
         <w:rPr>
           <w:sz w:val="20"/>
         </w:rPr>
-        <w:t>Contribute high-quality annotated outputs that directly feed into production AI model training pipelines</w:t>
+        <w:t>Contributed high-quality annotated outputs directly to production AI model training pipelines.</w:t>
       </w:r>
     </w:p>
     <w:p>
@@ -431,7 +431,7 @@
         <w:rPr>
           <w:sz w:val="20"/>
         </w:rPr>
-        <w:t>Developed and delivered full-stack solutions for U.S.-based clients across different sectors</w:t>
+        <w:t>Delivered full-stack solutions for diverse U.S. clients, enhancing modern web development practices.</w:t>
       </w:r>
     </w:p>
     <w:p>
@@ -443,7 +443,7 @@
         <w:rPr>
           <w:sz w:val="20"/>
         </w:rPr>
-        <w:t>Built UI components, optimised APIs, and handled CMS-based website systems</w:t>
+        <w:t>Built UI components and optimized APIs, contributing to robust web platforms and systems.</w:t>
       </w:r>
     </w:p>
     <w:p>
@@ -455,7 +455,7 @@
         <w:rPr>
           <w:sz w:val="20"/>
         </w:rPr>
-        <w:t>Collaborated with remote teams to debug, improve performance, and implement client feedback</w:t>
+        <w:t>Collaborated remotely on debugging, performance, and implementing evolving client feedback.</w:t>
       </w:r>
     </w:p>
     <w:p>
@@ -490,7 +490,7 @@
         <w:rPr>
           <w:sz w:val="20"/>
         </w:rPr>
-        <w:t>Annotated and evaluated datasets for health and agriculture AI systems</w:t>
+        <w:t>Annotated and evaluated datasets for health and agriculture AI systems and tooling.</w:t>
       </w:r>
     </w:p>
     <w:p>
@@ -502,7 +502,7 @@
         <w:rPr>
           <w:sz w:val="20"/>
         </w:rPr>
-        <w:t>Performed intent detection, slot tagging, utterance verification, and structured dataset creation</w:t>
+        <w:t>Performed intent detection, slot tagging, and structured dataset creation for LLMs.</w:t>
       </w:r>
     </w:p>
     <w:p>
@@ -514,7 +514,7 @@
         <w:rPr>
           <w:sz w:val="20"/>
         </w:rPr>
-        <w:t>Ensured annotation quality and consistency across multilingual and multimodal training data</w:t>
+        <w:t>Ensured annotation quality and consistency across multilingual training data.</w:t>
       </w:r>
     </w:p>
     <w:p>
